--- a/cv.docx
+++ b/cv.docx
@@ -675,7 +675,20 @@
         </w:numPr>
       </w:pPr>
       <w:r>
-        <w:t xml:space="preserve">Unknown Author (2022).</w:t>
+        <w:t xml:space="preserve">Christodoulaki, E., Nolte, V.,</w:t>
+      </w:r>
+      <w:r>
+        <w:t xml:space="preserve"> </w:t>
+      </w:r>
+      <w:r>
+        <w:rPr>
+          <w:bCs/>
+          <w:b/>
+        </w:rPr>
+        <w:t xml:space="preserve">Lai, W-Y.</w:t>
+      </w:r>
+      <w:r>
+        <w:t xml:space="preserve">, &amp; Schlötterer, C. (2022).</w:t>
       </w:r>
       <w:r>
         <w:t xml:space="preserve"> </w:t>
@@ -698,13 +711,23 @@
           <w:iCs/>
           <w:i/>
         </w:rPr>
-        <w:t xml:space="preserve">bioRxiv.</w:t>
-      </w:r>
-      <w:r>
-        <w:t xml:space="preserve"> </w:t>
-      </w:r>
-      <w:r>
-        <w:t xml:space="preserve">https://doi.org/10.1186/s13059-022-02680-4</w:t>
+        <w:t xml:space="preserve">Genome Biology</w:t>
+      </w:r>
+      <w:r>
+        <w:t xml:space="preserve">,</w:t>
+      </w:r>
+      <w:r>
+        <w:t xml:space="preserve"> </w:t>
+      </w:r>
+      <w:r>
+        <w:rPr>
+          <w:iCs/>
+          <w:i/>
+        </w:rPr>
+        <w:t xml:space="preserve">23</w:t>
+      </w:r>
+      <w:r>
+        <w:t xml:space="preserve">(1). https://doi.org/10.1186/s13059-022-02680-4</w:t>
       </w:r>
     </w:p>
     <w:p>
@@ -808,13 +831,23 @@
           <w:iCs/>
           <w:i/>
         </w:rPr>
-        <w:t xml:space="preserve">bioRxiv.</w:t>
-      </w:r>
-      <w:r>
-        <w:t xml:space="preserve"> </w:t>
-      </w:r>
-      <w:r>
-        <w:t xml:space="preserve">https://doi.org/10.1093/nar/gkab555</w:t>
+        <w:t xml:space="preserve">Nucleic Acids Research</w:t>
+      </w:r>
+      <w:r>
+        <w:t xml:space="preserve">,</w:t>
+      </w:r>
+      <w:r>
+        <w:t xml:space="preserve"> </w:t>
+      </w:r>
+      <w:r>
+        <w:rPr>
+          <w:iCs/>
+          <w:i/>
+        </w:rPr>
+        <w:t xml:space="preserve">49</w:t>
+      </w:r>
+      <w:r>
+        <w:t xml:space="preserve">(13), 7318-7329. https://doi.org/10.1093/nar/gkab555</w:t>
       </w:r>
     </w:p>
     <w:bookmarkEnd w:id="23"/>
@@ -1348,7 +1381,7 @@
           <w:iCs/>
           <w:i/>
         </w:rPr>
-        <w:t xml:space="preserve">Last updated: 2026-08-01</w:t>
+        <w:t xml:space="preserve">Last updated: 2026-09-01</w:t>
       </w:r>
     </w:p>
     <w:bookmarkEnd w:id="26"/>

--- a/cv.docx
+++ b/cv.docx
@@ -1381,7 +1381,7 @@
           <w:iCs/>
           <w:i/>
         </w:rPr>
-        <w:t xml:space="preserve">Last updated: 2026-09-01</w:t>
+        <w:t xml:space="preserve">Last updated: 2026-10-01</w:t>
       </w:r>
     </w:p>
     <w:bookmarkEnd w:id="26"/>
